--- a/Documentation GradeBook.docx
+++ b/Documentation GradeBook.docx
@@ -247,21 +247,7 @@
           <w:rFonts w:cstheme="minorHAnsi"/>
           <w:lang w:val="ro-RO"/>
         </w:rPr>
-        <w:t>Violation #</w:t>
-      </w:r>
-      <w:r>
-        <w:rPr>
-          <w:rFonts w:cstheme="minorHAnsi"/>
-          <w:lang w:val="ro-RO"/>
-        </w:rPr>
-        <w:t>2</w:t>
-      </w:r>
-      <w:r>
-        <w:rPr>
-          <w:rFonts w:cstheme="minorHAnsi"/>
-          <w:lang w:val="ro-RO"/>
-        </w:rPr>
-        <w:t xml:space="preserve"> </w:t>
+        <w:t xml:space="preserve">Violation #2 </w:t>
       </w:r>
     </w:p>
     <w:p>
@@ -287,21 +273,7 @@
         <w:rPr>
           <w:rFonts w:eastAsia="Times New Roman" w:cstheme="minorHAnsi"/>
         </w:rPr>
-        <w:t>2. Where in the code: Controllers/</w:t>
-      </w:r>
-      <w:proofErr w:type="spellStart"/>
-      <w:r>
-        <w:rPr>
-          <w:rFonts w:eastAsia="Times New Roman" w:cstheme="minorHAnsi"/>
-        </w:rPr>
-        <w:t>ItemController.cs</w:t>
-      </w:r>
-      <w:proofErr w:type="spellEnd"/>
-      <w:r>
-        <w:rPr>
-          <w:rFonts w:eastAsia="Times New Roman" w:cstheme="minorHAnsi"/>
-        </w:rPr>
-        <w:t xml:space="preserve"> </w:t>
+        <w:t xml:space="preserve">2. Where in the code: Controllers/ItemController.cs </w:t>
       </w:r>
       <w:r>
         <w:rPr>
@@ -325,57 +297,7 @@
         <w:rPr>
           <w:rFonts w:eastAsia="Times New Roman" w:cstheme="minorHAnsi"/>
         </w:rPr>
-        <w:t xml:space="preserve"> all the </w:t>
-      </w:r>
-      <w:proofErr w:type="spellStart"/>
-      <w:r>
-        <w:rPr>
-          <w:rFonts w:eastAsia="Times New Roman" w:cstheme="minorHAnsi"/>
-        </w:rPr>
-        <w:t>Console.WriteLine</w:t>
-      </w:r>
-      <w:proofErr w:type="spellEnd"/>
-      <w:r>
-        <w:rPr>
-          <w:rFonts w:eastAsia="Times New Roman" w:cstheme="minorHAnsi"/>
-        </w:rPr>
-        <w:t xml:space="preserve">() calls inside </w:t>
-      </w:r>
-      <w:proofErr w:type="spellStart"/>
-      <w:proofErr w:type="gramStart"/>
-      <w:r>
-        <w:rPr>
-          <w:rFonts w:eastAsia="Times New Roman" w:cstheme="minorHAnsi"/>
-        </w:rPr>
-        <w:t>GetAll</w:t>
-      </w:r>
-      <w:proofErr w:type="spellEnd"/>
-      <w:r>
-        <w:rPr>
-          <w:rFonts w:eastAsia="Times New Roman" w:cstheme="minorHAnsi"/>
-        </w:rPr>
-        <w:t>(</w:t>
-      </w:r>
-      <w:proofErr w:type="gramEnd"/>
-      <w:r>
-        <w:rPr>
-          <w:rFonts w:eastAsia="Times New Roman" w:cstheme="minorHAnsi"/>
-        </w:rPr>
-        <w:t xml:space="preserve">) and </w:t>
-      </w:r>
-      <w:proofErr w:type="spellStart"/>
-      <w:r>
-        <w:rPr>
-          <w:rFonts w:eastAsia="Times New Roman" w:cstheme="minorHAnsi"/>
-        </w:rPr>
-        <w:t>GetById</w:t>
-      </w:r>
-      <w:proofErr w:type="spellEnd"/>
-      <w:r>
-        <w:rPr>
-          <w:rFonts w:eastAsia="Times New Roman" w:cstheme="minorHAnsi"/>
-        </w:rPr>
-        <w:t>() methods.</w:t>
+        <w:t xml:space="preserve"> all the Console.WriteLine() calls inside GetAll() and GetById() methods.</w:t>
       </w:r>
     </w:p>
     <w:p>
@@ -389,21 +311,7 @@
         <w:rPr>
           <w:rFonts w:eastAsia="Times New Roman" w:cstheme="minorHAnsi"/>
         </w:rPr>
-        <w:t xml:space="preserve">3. Why it is a violation: The controller is handling two responsibilities: managing HTTP requests and manually doing logging with </w:t>
-      </w:r>
-      <w:proofErr w:type="spellStart"/>
-      <w:r>
-        <w:rPr>
-          <w:rFonts w:eastAsia="Times New Roman" w:cstheme="minorHAnsi"/>
-        </w:rPr>
-        <w:t>Console.WriteLine</w:t>
-      </w:r>
-      <w:proofErr w:type="spellEnd"/>
-      <w:r>
-        <w:rPr>
-          <w:rFonts w:eastAsia="Times New Roman" w:cstheme="minorHAnsi"/>
-        </w:rPr>
-        <w:t xml:space="preserve">(). Logging is a cross-cutting concern </w:t>
+        <w:t xml:space="preserve">3. Why it is a violation: The controller is handling two responsibilities: managing HTTP requests and manually doing logging with Console.WriteLine(). Logging is a cross-cutting concern </w:t>
       </w:r>
       <w:r>
         <w:rPr>
@@ -415,21 +323,7 @@
         <w:rPr>
           <w:rFonts w:eastAsia="Times New Roman" w:cstheme="minorHAnsi"/>
         </w:rPr>
-        <w:t xml:space="preserve"> it's not the controller's job. Also, </w:t>
-      </w:r>
-      <w:proofErr w:type="spellStart"/>
-      <w:r>
-        <w:rPr>
-          <w:rFonts w:eastAsia="Times New Roman" w:cstheme="minorHAnsi"/>
-        </w:rPr>
-        <w:t>Console.WriteLine</w:t>
-      </w:r>
-      <w:proofErr w:type="spellEnd"/>
-      <w:r>
-        <w:rPr>
-          <w:rFonts w:eastAsia="Times New Roman" w:cstheme="minorHAnsi"/>
-        </w:rPr>
-        <w:t xml:space="preserve"> is hardcoded </w:t>
+        <w:t xml:space="preserve"> it's not the controller's job. Also, Console.WriteLine is hardcoded </w:t>
       </w:r>
       <w:r>
         <w:rPr>
@@ -450,90 +344,8 @@
         <w:rPr>
           <w:rFonts w:eastAsia="Times New Roman" w:cstheme="minorHAnsi"/>
         </w:rPr>
-        <w:t xml:space="preserve">4. The fix: Added </w:t>
-      </w:r>
-      <w:proofErr w:type="spellStart"/>
-      <w:r>
-        <w:rPr>
-          <w:rFonts w:eastAsia="Times New Roman" w:cstheme="minorHAnsi"/>
-        </w:rPr>
-        <w:t>ILogger</w:t>
-      </w:r>
-      <w:proofErr w:type="spellEnd"/>
-      <w:r>
-        <w:rPr>
-          <w:rFonts w:eastAsia="Times New Roman" w:cstheme="minorHAnsi"/>
-        </w:rPr>
-        <w:t>&lt;</w:t>
-      </w:r>
-      <w:proofErr w:type="spellStart"/>
-      <w:r>
-        <w:rPr>
-          <w:rFonts w:eastAsia="Times New Roman" w:cstheme="minorHAnsi"/>
-        </w:rPr>
-        <w:t>ItemController</w:t>
-      </w:r>
-      <w:proofErr w:type="spellEnd"/>
-      <w:r>
-        <w:rPr>
-          <w:rFonts w:eastAsia="Times New Roman" w:cstheme="minorHAnsi"/>
-        </w:rPr>
-        <w:t xml:space="preserve">&gt; as a second parameter in the constructor (ASP.NET Core provides it automatically through DI, no extra packages needed). Replaced all 5 </w:t>
-      </w:r>
-      <w:proofErr w:type="spellStart"/>
-      <w:r>
-        <w:rPr>
-          <w:rFonts w:eastAsia="Times New Roman" w:cstheme="minorHAnsi"/>
-        </w:rPr>
-        <w:t>Console.WriteLine</w:t>
-      </w:r>
-      <w:proofErr w:type="spellEnd"/>
-      <w:r>
-        <w:rPr>
-          <w:rFonts w:eastAsia="Times New Roman" w:cstheme="minorHAnsi"/>
-        </w:rPr>
-        <w:t>() calls with _</w:t>
-      </w:r>
-      <w:proofErr w:type="spellStart"/>
-      <w:proofErr w:type="gramStart"/>
-      <w:r>
-        <w:rPr>
-          <w:rFonts w:eastAsia="Times New Roman" w:cstheme="minorHAnsi"/>
-        </w:rPr>
-        <w:t>logger.LogInformation</w:t>
-      </w:r>
-      <w:proofErr w:type="spellEnd"/>
-      <w:proofErr w:type="gramEnd"/>
-      <w:r>
-        <w:rPr>
-          <w:rFonts w:eastAsia="Times New Roman" w:cstheme="minorHAnsi"/>
-        </w:rPr>
-        <w:t>() or _</w:t>
-      </w:r>
-      <w:proofErr w:type="spellStart"/>
-      <w:r>
-        <w:rPr>
-          <w:rFonts w:eastAsia="Times New Roman" w:cstheme="minorHAnsi"/>
-        </w:rPr>
-        <w:t>logger.LogWarning</w:t>
-      </w:r>
-      <w:proofErr w:type="spellEnd"/>
-      <w:r>
-        <w:rPr>
-          <w:rFonts w:eastAsia="Times New Roman" w:cstheme="minorHAnsi"/>
-        </w:rPr>
-        <w:t xml:space="preserve">(). Now logging is handled by the framework, and where the logs go (console, file, etc.) can be configured in </w:t>
-      </w:r>
-      <w:proofErr w:type="spellStart"/>
-      <w:proofErr w:type="gramStart"/>
-      <w:r>
-        <w:rPr>
-          <w:rFonts w:eastAsia="Times New Roman" w:cstheme="minorHAnsi"/>
-        </w:rPr>
-        <w:t>appsettings.json</w:t>
-      </w:r>
-      <w:proofErr w:type="spellEnd"/>
-      <w:proofErr w:type="gramEnd"/>
+        <w:t>4. The fix: Added ILogger&lt;ItemController&gt; as a second parameter in the constructor (ASP.NET Core provides it automatically through DI, no extra packages needed). Replaced all 5 Console.WriteLine() calls with _logger.LogInformation() or _logger.LogWarning(). Now logging is handled by the framework, and where the logs go (console, file, etc.) can be configured in appsettings.json</w:t>
+      </w:r>
       <w:r>
         <w:rPr>
           <w:rFonts w:eastAsia="Times New Roman" w:cstheme="minorHAnsi"/>
@@ -654,157 +466,36 @@
           <w:rFonts w:eastAsia="Times New Roman" w:cstheme="minorHAnsi"/>
           <w:color w:val="000000" w:themeColor="text1"/>
         </w:rPr>
-        <w:t>2. Where in the code: Repositories/</w:t>
-      </w:r>
-      <w:proofErr w:type="spellStart"/>
+        <w:t xml:space="preserve">2. Where in the code: Repositories/ItemRepository.cs </w:t>
+      </w:r>
       <w:r>
         <w:rPr>
           <w:rFonts w:eastAsia="Times New Roman" w:cstheme="minorHAnsi"/>
           <w:color w:val="000000" w:themeColor="text1"/>
         </w:rPr>
-        <w:t>ItemRepository.cs</w:t>
-      </w:r>
-      <w:proofErr w:type="spellEnd"/>
+        <w:t>-</w:t>
+      </w:r>
       <w:r>
         <w:rPr>
           <w:rFonts w:eastAsia="Times New Roman" w:cstheme="minorHAnsi"/>
           <w:color w:val="000000" w:themeColor="text1"/>
         </w:rPr>
-        <w:t xml:space="preserve"> </w:t>
-      </w:r>
-      <w:r>
+        <w:t xml:space="preserve"> GetByIdAsync() line 13 (&amp;&amp; i.IsActive) and GetAllAsync() line 19 (.Where(i =&gt; i.IsActive)).</w:t>
+      </w:r>
+    </w:p>
+    <w:p>
+      <w:pPr>
         <w:rPr>
           <w:rFonts w:eastAsia="Times New Roman" w:cstheme="minorHAnsi"/>
           <w:color w:val="000000" w:themeColor="text1"/>
         </w:rPr>
-        <w:t>-</w:t>
-      </w:r>
+      </w:pPr>
       <w:r>
         <w:rPr>
           <w:rFonts w:eastAsia="Times New Roman" w:cstheme="minorHAnsi"/>
           <w:color w:val="000000" w:themeColor="text1"/>
         </w:rPr>
-        <w:t xml:space="preserve"> </w:t>
-      </w:r>
-      <w:proofErr w:type="spellStart"/>
-      <w:proofErr w:type="gramStart"/>
-      <w:r>
-        <w:rPr>
-          <w:rFonts w:eastAsia="Times New Roman" w:cstheme="minorHAnsi"/>
-          <w:color w:val="000000" w:themeColor="text1"/>
-        </w:rPr>
-        <w:t>GetByIdAsync</w:t>
-      </w:r>
-      <w:proofErr w:type="spellEnd"/>
-      <w:r>
-        <w:rPr>
-          <w:rFonts w:eastAsia="Times New Roman" w:cstheme="minorHAnsi"/>
-          <w:color w:val="000000" w:themeColor="text1"/>
-        </w:rPr>
-        <w:t>(</w:t>
-      </w:r>
-      <w:proofErr w:type="gramEnd"/>
-      <w:r>
-        <w:rPr>
-          <w:rFonts w:eastAsia="Times New Roman" w:cstheme="minorHAnsi"/>
-          <w:color w:val="000000" w:themeColor="text1"/>
-        </w:rPr>
-        <w:t xml:space="preserve">) line 13 (&amp;&amp; </w:t>
-      </w:r>
-      <w:proofErr w:type="spellStart"/>
-      <w:r>
-        <w:rPr>
-          <w:rFonts w:eastAsia="Times New Roman" w:cstheme="minorHAnsi"/>
-          <w:color w:val="000000" w:themeColor="text1"/>
-        </w:rPr>
-        <w:t>i.IsActive</w:t>
-      </w:r>
-      <w:proofErr w:type="spellEnd"/>
-      <w:r>
-        <w:rPr>
-          <w:rFonts w:eastAsia="Times New Roman" w:cstheme="minorHAnsi"/>
-          <w:color w:val="000000" w:themeColor="text1"/>
-        </w:rPr>
-        <w:t xml:space="preserve">) and </w:t>
-      </w:r>
-      <w:proofErr w:type="spellStart"/>
-      <w:r>
-        <w:rPr>
-          <w:rFonts w:eastAsia="Times New Roman" w:cstheme="minorHAnsi"/>
-          <w:color w:val="000000" w:themeColor="text1"/>
-        </w:rPr>
-        <w:t>GetAllAsync</w:t>
-      </w:r>
-      <w:proofErr w:type="spellEnd"/>
-      <w:r>
-        <w:rPr>
-          <w:rFonts w:eastAsia="Times New Roman" w:cstheme="minorHAnsi"/>
-          <w:color w:val="000000" w:themeColor="text1"/>
-        </w:rPr>
-        <w:t>() line 19 (.Where(</w:t>
-      </w:r>
-      <w:proofErr w:type="spellStart"/>
-      <w:r>
-        <w:rPr>
-          <w:rFonts w:eastAsia="Times New Roman" w:cstheme="minorHAnsi"/>
-          <w:color w:val="000000" w:themeColor="text1"/>
-        </w:rPr>
-        <w:t>i</w:t>
-      </w:r>
-      <w:proofErr w:type="spellEnd"/>
-      <w:r>
-        <w:rPr>
-          <w:rFonts w:eastAsia="Times New Roman" w:cstheme="minorHAnsi"/>
-          <w:color w:val="000000" w:themeColor="text1"/>
-        </w:rPr>
-        <w:t xml:space="preserve"> =&gt; </w:t>
-      </w:r>
-      <w:proofErr w:type="spellStart"/>
-      <w:r>
-        <w:rPr>
-          <w:rFonts w:eastAsia="Times New Roman" w:cstheme="minorHAnsi"/>
-          <w:color w:val="000000" w:themeColor="text1"/>
-        </w:rPr>
-        <w:t>i.IsActive</w:t>
-      </w:r>
-      <w:proofErr w:type="spellEnd"/>
-      <w:r>
-        <w:rPr>
-          <w:rFonts w:eastAsia="Times New Roman" w:cstheme="minorHAnsi"/>
-          <w:color w:val="000000" w:themeColor="text1"/>
-        </w:rPr>
-        <w:t>)).</w:t>
-      </w:r>
-    </w:p>
-    <w:p>
-      <w:pPr>
-        <w:rPr>
-          <w:rFonts w:eastAsia="Times New Roman" w:cstheme="minorHAnsi"/>
-          <w:color w:val="000000" w:themeColor="text1"/>
-        </w:rPr>
-      </w:pPr>
-      <w:r>
-        <w:rPr>
-          <w:rFonts w:eastAsia="Times New Roman" w:cstheme="minorHAnsi"/>
-          <w:color w:val="000000" w:themeColor="text1"/>
-        </w:rPr>
-        <w:t>3. Why it is a violation: The repository had business filtering logic (</w:t>
-      </w:r>
-      <w:proofErr w:type="spellStart"/>
-      <w:r>
-        <w:rPr>
-          <w:rFonts w:eastAsia="Times New Roman" w:cstheme="minorHAnsi"/>
-          <w:color w:val="000000" w:themeColor="text1"/>
-        </w:rPr>
-        <w:t>IsActive</w:t>
-      </w:r>
-      <w:proofErr w:type="spellEnd"/>
-      <w:r>
-        <w:rPr>
-          <w:rFonts w:eastAsia="Times New Roman" w:cstheme="minorHAnsi"/>
-          <w:color w:val="000000" w:themeColor="text1"/>
-        </w:rPr>
-        <w:t>) hardcoded inside it. The repository's job is just to access data</w:t>
+        <w:t>3. Why it is a violation: The repository had business filtering logic (IsActive) hardcoded inside it. The repository's job is just to access data</w:t>
       </w:r>
       <w:r>
         <w:rPr>
@@ -1161,9 +852,9 @@
           <w:lang w:val="ro-RO"/>
         </w:rPr>
         <w:drawing>
-          <wp:inline distT="0" distB="0" distL="0" distR="0" wp14:anchorId="1521FE64" wp14:editId="0224C40A">
-            <wp:extent cx="5943600" cy="5321300"/>
-            <wp:effectExtent l="0" t="0" r="0" b="0"/>
+          <wp:inline distT="0" distB="0" distL="0" distR="0" wp14:anchorId="07C3C622" wp14:editId="06E4FCC8">
+            <wp:extent cx="5943600" cy="5006975"/>
+            <wp:effectExtent l="0" t="0" r="0" b="3175"/>
             <wp:docPr id="1" name="Picture 1"/>
             <wp:cNvGraphicFramePr>
               <a:graphicFrameLocks xmlns:a="http://schemas.openxmlformats.org/drawingml/2006/main" noChangeAspect="1"/>
@@ -1184,7 +875,7 @@
                   <pic:spPr>
                     <a:xfrm>
                       <a:off x="0" y="0"/>
-                      <a:ext cx="5943600" cy="5321300"/>
+                      <a:ext cx="5943600" cy="5006975"/>
                     </a:xfrm>
                     <a:prstGeom prst="rect">
                       <a:avLst/>
@@ -1225,6 +916,7 @@
       </w:pPr>
       <w:r>
         <w:rPr>
+          <w:noProof/>
           <w:lang w:val="ro-RO"/>
         </w:rPr>
         <w:drawing>
